--- a/5.人员管理/1.流程制度规范类文件/TXHS-05-05-人员能力评价管理制度.docx
+++ b/5.人员管理/1.流程制度规范类文件/TXHS-05-05-人员能力评价管理制度.docx
@@ -1157,6 +1157,299 @@
         <w:tc>
           <w:tcPr>
             <w:tcW w:w="1317" w:type="dxa"/>
+          </w:tcPr>
+          <w:p>
+            <w:pPr>
+              <w:keepNext w:val="0"/>
+              <w:keepLines w:val="0"/>
+              <w:pageBreakBefore w:val="0"/>
+              <w:widowControl w:val="0"/>
+              <w:kinsoku w:val="0"/>
+              <w:wordWrap/>
+              <w:overflowPunct/>
+              <w:autoSpaceDE w:val="0"/>
+              <w:autoSpaceDN w:val="0"/>
+              <w:bidi w:val="0"/>
+              <w:adjustRightInd w:val="0"/>
+              <w:snapToGrid w:val="0"/>
+              <w:spacing w:before="173" w:line="267" w:lineRule="exact"/>
+              <w:ind w:left="0" w:leftChars="0" w:right="0" w:rightChars="0" w:firstLine="0" w:firstLineChars="0"/>
+              <w:jc w:val="center"/>
+              <w:textAlignment w:val="baseline"/>
+              <w:rPr>
+                <w:rFonts w:hint="default" w:ascii="宋体" w:hAnsi="宋体" w:eastAsia="宋体" w:cs="宋体"/>
+                <w:sz w:val="20"/>
+                <w:szCs w:val="20"/>
+                <w:lang w:val="en-US"/>
+              </w:rPr>
+            </w:pPr>
+            <w:r>
+              <w:rPr>
+                <w:rFonts w:ascii="宋体" w:hAnsi="宋体" w:eastAsia="宋体" w:cs="宋体"/>
+                <w:spacing w:val="3"/>
+                <w:position w:val="1"/>
+                <w:sz w:val="20"/>
+                <w:szCs w:val="20"/>
+              </w:rPr>
+              <w:t>2025.1.</w:t>
+            </w:r>
+            <w:r>
+              <w:rPr>
+                <w:rFonts w:hint="eastAsia" w:ascii="宋体" w:hAnsi="宋体" w:cs="宋体"/>
+                <w:spacing w:val="3"/>
+                <w:position w:val="1"/>
+                <w:sz w:val="20"/>
+                <w:szCs w:val="20"/>
+                <w:lang w:val="en-US" w:eastAsia="zh-CN"/>
+              </w:rPr>
+              <w:t>10</w:t>
+            </w:r>
+          </w:p>
+        </w:tc>
+        <w:tc>
+          <w:tcPr>
+            <w:tcW w:w="972" w:type="dxa"/>
+          </w:tcPr>
+          <w:p>
+            <w:pPr>
+              <w:keepNext w:val="0"/>
+              <w:keepLines w:val="0"/>
+              <w:pageBreakBefore w:val="0"/>
+              <w:widowControl w:val="0"/>
+              <w:kinsoku w:val="0"/>
+              <w:wordWrap/>
+              <w:overflowPunct/>
+              <w:autoSpaceDE w:val="0"/>
+              <w:autoSpaceDN w:val="0"/>
+              <w:bidi w:val="0"/>
+              <w:adjustRightInd w:val="0"/>
+              <w:snapToGrid w:val="0"/>
+              <w:spacing w:before="173" w:line="267" w:lineRule="exact"/>
+              <w:ind w:left="0" w:leftChars="0" w:right="0" w:rightChars="0" w:firstLine="0" w:firstLineChars="0"/>
+              <w:jc w:val="center"/>
+              <w:textAlignment w:val="baseline"/>
+              <w:rPr>
+                <w:rFonts w:ascii="宋体" w:hAnsi="宋体" w:eastAsia="宋体" w:cs="宋体"/>
+                <w:sz w:val="20"/>
+                <w:szCs w:val="20"/>
+              </w:rPr>
+            </w:pPr>
+            <w:r>
+              <w:rPr>
+                <w:rFonts w:ascii="宋体" w:hAnsi="宋体" w:eastAsia="宋体" w:cs="宋体"/>
+                <w:spacing w:val="4"/>
+                <w:position w:val="1"/>
+                <w:sz w:val="20"/>
+                <w:szCs w:val="20"/>
+              </w:rPr>
+              <w:t>V1.0</w:t>
+            </w:r>
+          </w:p>
+        </w:tc>
+        <w:tc>
+          <w:tcPr>
+            <w:tcW w:w="1575" w:type="dxa"/>
+          </w:tcPr>
+          <w:p>
+            <w:pPr>
+              <w:keepNext w:val="0"/>
+              <w:keepLines w:val="0"/>
+              <w:pageBreakBefore w:val="0"/>
+              <w:widowControl w:val="0"/>
+              <w:kinsoku w:val="0"/>
+              <w:wordWrap/>
+              <w:overflowPunct/>
+              <w:autoSpaceDE w:val="0"/>
+              <w:autoSpaceDN w:val="0"/>
+              <w:bidi w:val="0"/>
+              <w:adjustRightInd w:val="0"/>
+              <w:snapToGrid w:val="0"/>
+              <w:spacing w:before="172" w:line="228" w:lineRule="auto"/>
+              <w:ind w:left="0" w:leftChars="0" w:right="0" w:rightChars="0" w:firstLine="0" w:firstLineChars="0"/>
+              <w:jc w:val="center"/>
+              <w:textAlignment w:val="baseline"/>
+              <w:rPr>
+                <w:rFonts w:ascii="宋体" w:hAnsi="宋体" w:eastAsia="宋体" w:cs="宋体"/>
+                <w:sz w:val="20"/>
+                <w:szCs w:val="20"/>
+              </w:rPr>
+            </w:pPr>
+            <w:r>
+              <w:rPr>
+                <w:rFonts w:ascii="宋体" w:hAnsi="宋体" w:eastAsia="宋体" w:cs="宋体"/>
+                <w:spacing w:val="200"/>
+                <w:kern w:val="0"/>
+                <w:sz w:val="20"/>
+                <w:szCs w:val="20"/>
+              </w:rPr>
+              <w:t>新</w:t>
+            </w:r>
+            <w:r>
+              <w:rPr>
+                <w:rFonts w:ascii="宋体" w:hAnsi="宋体" w:eastAsia="宋体" w:cs="宋体"/>
+                <w:spacing w:val="0"/>
+                <w:kern w:val="0"/>
+                <w:sz w:val="20"/>
+                <w:szCs w:val="20"/>
+              </w:rPr>
+              <w:t>建</w:t>
+            </w:r>
+          </w:p>
+        </w:tc>
+        <w:tc>
+          <w:tcPr>
+            <w:tcW w:w="1829" w:type="dxa"/>
+          </w:tcPr>
+          <w:p>
+            <w:pPr>
+              <w:keepNext w:val="0"/>
+              <w:keepLines w:val="0"/>
+              <w:pageBreakBefore w:val="0"/>
+              <w:widowControl w:val="0"/>
+              <w:kinsoku w:val="0"/>
+              <w:wordWrap/>
+              <w:overflowPunct/>
+              <w:autoSpaceDE w:val="0"/>
+              <w:autoSpaceDN w:val="0"/>
+              <w:bidi w:val="0"/>
+              <w:adjustRightInd w:val="0"/>
+              <w:snapToGrid w:val="0"/>
+              <w:spacing w:before="172" w:line="228" w:lineRule="auto"/>
+              <w:ind w:left="0" w:leftChars="0" w:right="0" w:rightChars="0" w:firstLine="0" w:firstLineChars="0"/>
+              <w:jc w:val="center"/>
+              <w:textAlignment w:val="baseline"/>
+              <w:rPr>
+                <w:rFonts w:ascii="宋体" w:hAnsi="宋体" w:eastAsia="宋体" w:cs="宋体"/>
+                <w:spacing w:val="200"/>
+                <w:kern w:val="0"/>
+                <w:sz w:val="20"/>
+                <w:szCs w:val="20"/>
+              </w:rPr>
+            </w:pPr>
+            <w:r>
+              <w:rPr>
+                <w:rFonts w:hint="eastAsia" w:ascii="宋体" w:hAnsi="宋体" w:cs="宋体"/>
+                <w:spacing w:val="200"/>
+                <w:kern w:val="0"/>
+                <w:sz w:val="20"/>
+                <w:szCs w:val="20"/>
+                <w:lang w:val="en-US" w:eastAsia="zh-CN"/>
+              </w:rPr>
+              <w:t>平湾</w:t>
+            </w:r>
+            <w:bookmarkStart w:id="21" w:name="_GoBack"/>
+            <w:bookmarkEnd w:id="21"/>
+          </w:p>
+        </w:tc>
+        <w:tc>
+          <w:tcPr>
+            <w:tcW w:w="1606" w:type="dxa"/>
+          </w:tcPr>
+          <w:p>
+            <w:pPr>
+              <w:keepNext w:val="0"/>
+              <w:keepLines w:val="0"/>
+              <w:pageBreakBefore w:val="0"/>
+              <w:widowControl w:val="0"/>
+              <w:kinsoku w:val="0"/>
+              <w:wordWrap/>
+              <w:overflowPunct/>
+              <w:autoSpaceDE w:val="0"/>
+              <w:autoSpaceDN w:val="0"/>
+              <w:bidi w:val="0"/>
+              <w:adjustRightInd w:val="0"/>
+              <w:snapToGrid w:val="0"/>
+              <w:spacing w:before="173" w:line="229" w:lineRule="auto"/>
+              <w:ind w:left="0" w:leftChars="0" w:right="0" w:rightChars="0" w:firstLine="0" w:firstLineChars="0"/>
+              <w:jc w:val="center"/>
+              <w:textAlignment w:val="baseline"/>
+              <w:rPr>
+                <w:rFonts w:ascii="宋体" w:hAnsi="宋体" w:eastAsia="宋体" w:cs="宋体"/>
+                <w:spacing w:val="200"/>
+                <w:kern w:val="0"/>
+                <w:sz w:val="20"/>
+                <w:szCs w:val="20"/>
+              </w:rPr>
+            </w:pPr>
+            <w:r>
+              <w:rPr>
+                <w:rFonts w:hint="eastAsia" w:asciiTheme="minorAscii" w:hAnsiTheme="minorAscii" w:eastAsiaTheme="minorEastAsia"/>
+                <w:spacing w:val="0"/>
+                <w:kern w:val="0"/>
+                <w:sz w:val="21"/>
+                <w:vertAlign w:val="baseline"/>
+                <w:lang w:val="en-US" w:eastAsia="zh-CN"/>
+              </w:rPr>
+              <w:t>茅建根</w:t>
+            </w:r>
+          </w:p>
+        </w:tc>
+        <w:tc>
+          <w:tcPr>
+            <w:tcW w:w="915" w:type="dxa"/>
+          </w:tcPr>
+          <w:p>
+            <w:pPr>
+              <w:keepNext w:val="0"/>
+              <w:keepLines w:val="0"/>
+              <w:pageBreakBefore w:val="0"/>
+              <w:widowControl w:val="0"/>
+              <w:kinsoku w:val="0"/>
+              <w:wordWrap/>
+              <w:overflowPunct/>
+              <w:autoSpaceDE w:val="0"/>
+              <w:autoSpaceDN w:val="0"/>
+              <w:bidi w:val="0"/>
+              <w:adjustRightInd w:val="0"/>
+              <w:snapToGrid w:val="0"/>
+              <w:spacing w:before="173" w:line="229" w:lineRule="auto"/>
+              <w:ind w:left="0" w:leftChars="0" w:right="0" w:rightChars="0" w:firstLine="0" w:firstLineChars="0"/>
+              <w:jc w:val="center"/>
+              <w:textAlignment w:val="baseline"/>
+              <w:rPr>
+                <w:rFonts w:ascii="宋体" w:hAnsi="宋体" w:eastAsia="宋体" w:cs="宋体"/>
+                <w:sz w:val="20"/>
+                <w:szCs w:val="20"/>
+              </w:rPr>
+            </w:pPr>
+            <w:r>
+              <w:rPr>
+                <w:rFonts w:hint="eastAsia" w:asciiTheme="minorAscii" w:hAnsiTheme="minorAscii" w:eastAsiaTheme="minorEastAsia"/>
+                <w:spacing w:val="0"/>
+                <w:kern w:val="0"/>
+                <w:sz w:val="21"/>
+                <w:vertAlign w:val="baseline"/>
+                <w:lang w:val="en-US" w:eastAsia="zh-CN"/>
+              </w:rPr>
+              <w:t>吴亚红</w:t>
+            </w:r>
+          </w:p>
+        </w:tc>
+      </w:tr>
+      <w:tr>
+        <w:tblPrEx>
+          <w:tblBorders>
+            <w:top w:val="single" w:color="000000" w:sz="2" w:space="0"/>
+            <w:left w:val="single" w:color="000000" w:sz="2" w:space="0"/>
+            <w:bottom w:val="single" w:color="000000" w:sz="2" w:space="0"/>
+            <w:right w:val="single" w:color="000000" w:sz="2" w:space="0"/>
+            <w:insideH w:val="single" w:color="000000" w:sz="2" w:space="0"/>
+            <w:insideV w:val="single" w:color="000000" w:sz="2" w:space="0"/>
+          </w:tblBorders>
+          <w:tblCellMar>
+            <w:top w:w="0" w:type="dxa"/>
+            <w:left w:w="0" w:type="dxa"/>
+            <w:bottom w:w="0" w:type="dxa"/>
+            <w:right w:w="0" w:type="dxa"/>
+          </w:tblCellMar>
+        </w:tblPrEx>
+        <w:trPr>
+          <w:trHeight w:val="516" w:hRule="atLeast"/>
+          <w:jc w:val="center"/>
+        </w:trPr>
+        <w:tc>
+          <w:tcPr>
+            <w:tcW w:w="1317" w:type="dxa"/>
             <w:shd w:val="clear" w:color="auto" w:fill="auto"/>
           </w:tcPr>
           <w:p>
@@ -1187,16 +1480,6 @@
                 <w:lang w:val="en-US" w:eastAsia="en-US" w:bidi="ar-SA"/>
               </w:rPr>
             </w:pPr>
-            <w:r>
-              <w:rPr>
-                <w:rFonts w:ascii="宋体" w:hAnsi="宋体" w:eastAsia="宋体" w:cs="宋体"/>
-                <w:spacing w:val="3"/>
-                <w:position w:val="1"/>
-                <w:sz w:val="20"/>
-                <w:szCs w:val="20"/>
-              </w:rPr>
-              <w:t>2022.6.20</w:t>
-            </w:r>
           </w:p>
         </w:tc>
         <w:tc>
@@ -1232,16 +1515,6 @@
                 <w:lang w:val="en-US" w:eastAsia="en-US" w:bidi="ar-SA"/>
               </w:rPr>
             </w:pPr>
-            <w:r>
-              <w:rPr>
-                <w:rFonts w:ascii="宋体" w:hAnsi="宋体" w:eastAsia="宋体" w:cs="宋体"/>
-                <w:spacing w:val="4"/>
-                <w:position w:val="1"/>
-                <w:sz w:val="20"/>
-                <w:szCs w:val="20"/>
-              </w:rPr>
-              <w:t>V1.0</w:t>
-            </w:r>
           </w:p>
         </w:tc>
         <w:tc>
@@ -1277,26 +1550,6 @@
                 <w:lang w:val="en-US" w:eastAsia="en-US" w:bidi="ar-SA"/>
               </w:rPr>
             </w:pPr>
-            <w:r>
-              <w:rPr>
-                <w:rFonts w:ascii="宋体" w:hAnsi="宋体" w:eastAsia="宋体" w:cs="宋体"/>
-                <w:spacing w:val="200"/>
-                <w:kern w:val="0"/>
-                <w:sz w:val="20"/>
-                <w:szCs w:val="20"/>
-              </w:rPr>
-              <w:t>新</w:t>
-            </w:r>
-            <w:r>
-              <w:rPr>
-                <w:rFonts w:ascii="宋体" w:hAnsi="宋体" w:eastAsia="宋体" w:cs="宋体"/>
-                <w:spacing w:val="0"/>
-                <w:kern w:val="0"/>
-                <w:sz w:val="20"/>
-                <w:szCs w:val="20"/>
-              </w:rPr>
-              <w:t>建</w:t>
-            </w:r>
           </w:p>
         </w:tc>
         <w:tc>
@@ -1333,17 +1586,6 @@
                 <w:lang w:val="en-US" w:eastAsia="en-US" w:bidi="ar-SA"/>
               </w:rPr>
             </w:pPr>
-            <w:r>
-              <w:rPr>
-                <w:rFonts w:hint="eastAsia" w:ascii="宋体" w:hAnsi="宋体" w:eastAsia="宋体" w:cs="宋体"/>
-                <w:spacing w:val="200"/>
-                <w:kern w:val="0"/>
-                <w:sz w:val="20"/>
-                <w:szCs w:val="20"/>
-                <w:lang w:val="en-US" w:eastAsia="zh-CN"/>
-              </w:rPr>
-              <w:t>平湾</w:t>
-            </w:r>
           </w:p>
         </w:tc>
         <w:tc>
@@ -1380,17 +1622,6 @@
                 <w:lang w:val="en-US" w:eastAsia="en-US" w:bidi="ar-SA"/>
               </w:rPr>
             </w:pPr>
-            <w:r>
-              <w:rPr>
-                <w:rFonts w:hint="eastAsia" w:asciiTheme="minorAscii" w:hAnsiTheme="minorAscii" w:eastAsiaTheme="minorEastAsia"/>
-                <w:spacing w:val="0"/>
-                <w:kern w:val="0"/>
-                <w:sz w:val="21"/>
-                <w:vertAlign w:val="baseline"/>
-                <w:lang w:val="en-US" w:eastAsia="zh-CN"/>
-              </w:rPr>
-              <w:t>茅建根</w:t>
-            </w:r>
           </w:p>
         </w:tc>
         <w:tc>
@@ -1426,17 +1657,6 @@
                 <w:lang w:val="en-US" w:eastAsia="en-US" w:bidi="ar-SA"/>
               </w:rPr>
             </w:pPr>
-            <w:r>
-              <w:rPr>
-                <w:rFonts w:hint="eastAsia" w:asciiTheme="minorAscii" w:hAnsiTheme="minorAscii" w:eastAsiaTheme="minorEastAsia"/>
-                <w:spacing w:val="0"/>
-                <w:kern w:val="0"/>
-                <w:sz w:val="21"/>
-                <w:vertAlign w:val="baseline"/>
-                <w:lang w:val="en-US" w:eastAsia="zh-CN"/>
-              </w:rPr>
-              <w:t>吴亚红</w:t>
-            </w:r>
           </w:p>
         </w:tc>
       </w:tr>
@@ -1494,27 +1714,6 @@
                 <w:lang w:val="en-US" w:eastAsia="en-US" w:bidi="ar-SA"/>
               </w:rPr>
             </w:pPr>
-            <w:r>
-              <w:rPr>
-                <w:rFonts w:ascii="宋体" w:hAnsi="宋体" w:eastAsia="宋体" w:cs="宋体"/>
-                <w:spacing w:val="3"/>
-                <w:position w:val="1"/>
-                <w:sz w:val="20"/>
-                <w:szCs w:val="20"/>
-              </w:rPr>
-              <w:t>2025.1.</w:t>
-            </w:r>
-            <w:r>
-              <w:rPr>
-                <w:rFonts w:hint="eastAsia" w:ascii="宋体" w:hAnsi="宋体" w:cs="宋体"/>
-                <w:spacing w:val="3"/>
-                <w:position w:val="1"/>
-                <w:sz w:val="20"/>
-                <w:szCs w:val="20"/>
-                <w:lang w:val="en-US" w:eastAsia="zh-CN"/>
-              </w:rPr>
-              <w:t>10</w:t>
-            </w:r>
           </w:p>
         </w:tc>
         <w:tc>
@@ -1550,16 +1749,6 @@
                 <w:lang w:val="en-US" w:eastAsia="en-US" w:bidi="ar-SA"/>
               </w:rPr>
             </w:pPr>
-            <w:r>
-              <w:rPr>
-                <w:rFonts w:ascii="宋体" w:hAnsi="宋体" w:eastAsia="宋体" w:cs="宋体"/>
-                <w:spacing w:val="4"/>
-                <w:position w:val="1"/>
-                <w:sz w:val="20"/>
-                <w:szCs w:val="20"/>
-              </w:rPr>
-              <w:t>V1.0</w:t>
-            </w:r>
           </w:p>
         </w:tc>
         <w:tc>
@@ -1595,18 +1784,6 @@
                 <w:lang w:val="en-US" w:eastAsia="zh-CN" w:bidi="ar-SA"/>
               </w:rPr>
             </w:pPr>
-            <w:r>
-              <w:rPr>
-                <w:rFonts w:hint="eastAsia" w:ascii="宋体" w:hAnsi="宋体" w:cs="宋体"/>
-                <w:snapToGrid w:val="0"/>
-                <w:color w:val="000000"/>
-                <w:kern w:val="0"/>
-                <w:sz w:val="20"/>
-                <w:szCs w:val="20"/>
-                <w:lang w:val="en-US" w:eastAsia="zh-CN" w:bidi="ar-SA"/>
-              </w:rPr>
-              <w:t>修改评价内容与标准</w:t>
-            </w:r>
           </w:p>
         </w:tc>
         <w:tc>
@@ -1643,17 +1820,6 @@
                 <w:lang w:val="en-US" w:eastAsia="en-US" w:bidi="ar-SA"/>
               </w:rPr>
             </w:pPr>
-            <w:r>
-              <w:rPr>
-                <w:rFonts w:hint="eastAsia" w:ascii="宋体" w:hAnsi="宋体" w:eastAsia="宋体" w:cs="宋体"/>
-                <w:spacing w:val="200"/>
-                <w:kern w:val="0"/>
-                <w:sz w:val="20"/>
-                <w:szCs w:val="20"/>
-                <w:lang w:val="en-US" w:eastAsia="zh-CN"/>
-              </w:rPr>
-              <w:t>平湾</w:t>
-            </w:r>
           </w:p>
         </w:tc>
         <w:tc>
@@ -1690,17 +1856,6 @@
                 <w:lang w:val="en-US" w:eastAsia="en-US" w:bidi="ar-SA"/>
               </w:rPr>
             </w:pPr>
-            <w:r>
-              <w:rPr>
-                <w:rFonts w:hint="eastAsia" w:asciiTheme="minorAscii" w:hAnsiTheme="minorAscii" w:eastAsiaTheme="minorEastAsia"/>
-                <w:spacing w:val="0"/>
-                <w:kern w:val="0"/>
-                <w:sz w:val="21"/>
-                <w:vertAlign w:val="baseline"/>
-                <w:lang w:val="en-US" w:eastAsia="zh-CN"/>
-              </w:rPr>
-              <w:t>茅建根</w:t>
-            </w:r>
           </w:p>
         </w:tc>
         <w:tc>
@@ -1736,17 +1891,6 @@
                 <w:lang w:val="en-US" w:eastAsia="en-US" w:bidi="ar-SA"/>
               </w:rPr>
             </w:pPr>
-            <w:r>
-              <w:rPr>
-                <w:rFonts w:hint="eastAsia" w:asciiTheme="minorAscii" w:hAnsiTheme="minorAscii" w:eastAsiaTheme="minorEastAsia"/>
-                <w:spacing w:val="0"/>
-                <w:kern w:val="0"/>
-                <w:sz w:val="21"/>
-                <w:vertAlign w:val="baseline"/>
-                <w:lang w:val="en-US" w:eastAsia="zh-CN"/>
-              </w:rPr>
-              <w:t>吴亚红</w:t>
-            </w:r>
           </w:p>
         </w:tc>
       </w:tr>
@@ -5119,16 +5263,7 @@
           <w:rFonts w:hint="eastAsia"/>
           <w:lang w:val="en-US" w:eastAsia="zh-CN"/>
         </w:rPr>
-        <w:t>评价</w:t>
-      </w:r>
-      <w:bookmarkStart w:id="21" w:name="_GoBack"/>
-      <w:bookmarkEnd w:id="21"/>
-      <w:r>
-        <w:rPr>
-          <w:rFonts w:hint="eastAsia"/>
-          <w:lang w:val="en-US" w:eastAsia="zh-CN"/>
-        </w:rPr>
-        <w:t>内容与标准</w:t>
+        <w:t>评价内容与标准</w:t>
       </w:r>
       <w:bookmarkEnd w:id="16"/>
     </w:p>
@@ -5380,12 +5515,7 @@
             <w:insideH w:val="none" w:color="auto" w:sz="0" w:space="0"/>
             <w:insideV w:val="none" w:color="auto" w:sz="0" w:space="0"/>
           </w:tblBorders>
-          <w:tblCellMar>
-            <w:top w:w="0" w:type="dxa"/>
-            <w:left w:w="108" w:type="dxa"/>
-            <w:bottom w:w="0" w:type="dxa"/>
-            <w:right w:w="108" w:type="dxa"/>
-          </w:tblCellMar>
+          <w:shd w:val="clear" w:color="auto" w:fill="auto"/>
         </w:tblPrEx>
         <w:trPr>
           <w:trHeight w:val="493" w:hRule="atLeast"/>
@@ -5605,7 +5735,6 @@
             <w:insideH w:val="none" w:color="auto" w:sz="0" w:space="0"/>
             <w:insideV w:val="none" w:color="auto" w:sz="0" w:space="0"/>
           </w:tblBorders>
-          <w:shd w:val="clear" w:color="auto" w:fill="auto"/>
           <w:tblCellMar>
             <w:top w:w="0" w:type="dxa"/>
             <w:left w:w="108" w:type="dxa"/>
